--- a/pages/templates/524111.docx
+++ b/pages/templates/524111.docx
@@ -1850,6 +1850,14 @@
               </w:rPr>
               <w:t>asal_tujuan }} (pp)</w:t>
             </w:r>
+            <w:r>
+              <w:rPr>
+                <w:rFonts w:ascii="Times New Roman" w:hAnsi="Times New Roman" w:cs="Times New Roman"/>
+                <w:sz w:val="18"/>
+                <w:szCs w:val="18"/>
+              </w:rPr>
+              <w:t xml:space="preserve"> {{ hari }}</w:t>
+            </w:r>
           </w:p>
           <w:p>
             <w:pPr>
@@ -3981,6 +3989,12 @@
               </w:rPr>
               <w:t>Transpor {{ asal_tujuan }} (pp)</w:t>
             </w:r>
+            <w:r>
+              <w:rPr>
+                <w:rFonts w:ascii="Times New Roman" w:hAnsi="Times New Roman" w:cs="Times New Roman"/>
+              </w:rPr>
+              <w:t xml:space="preserve"> {{ hari }}</w:t>
+            </w:r>
           </w:p>
         </w:tc>
         <w:tc>
@@ -5793,7 +5807,7 @@
                 <w:sz w:val="20"/>
                 <w:szCs w:val="20"/>
               </w:rPr>
-              <w:t>1 hari</w:t>
+              <w:t>{{ hari }}</w:t>
             </w:r>
           </w:p>
           <w:p>
@@ -5834,7 +5848,15 @@
                 <w:sz w:val="20"/>
                 <w:szCs w:val="20"/>
               </w:rPr>
-              <w:t>keg }}</w:t>
+              <w:t>mulai</w:t>
+            </w:r>
+            <w:r>
+              <w:rPr>
+                <w:rFonts w:ascii="Times New Roman" w:hAnsi="Times New Roman" w:cs="Times New Roman"/>
+                <w:sz w:val="20"/>
+                <w:szCs w:val="20"/>
+              </w:rPr>
+              <w:t xml:space="preserve"> }}</w:t>
             </w:r>
           </w:p>
           <w:p>
@@ -5867,7 +5889,23 @@
                 <w:sz w:val="20"/>
                 <w:szCs w:val="20"/>
               </w:rPr>
-              <w:t>{{ tanggal_keg }}</w:t>
+              <w:t>{{ tanggal_</w:t>
+            </w:r>
+            <w:r>
+              <w:rPr>
+                <w:rFonts w:ascii="Times New Roman" w:hAnsi="Times New Roman" w:cs="Times New Roman"/>
+                <w:sz w:val="20"/>
+                <w:szCs w:val="20"/>
+              </w:rPr>
+              <w:t>selesai</w:t>
+            </w:r>
+            <w:r>
+              <w:rPr>
+                <w:rFonts w:ascii="Times New Roman" w:hAnsi="Times New Roman" w:cs="Times New Roman"/>
+                <w:sz w:val="20"/>
+                <w:szCs w:val="20"/>
+              </w:rPr>
+              <w:t xml:space="preserve"> }}</w:t>
             </w:r>
           </w:p>
         </w:tc>
